--- a/AliMostafa_Ios_CV.docx
+++ b/AliMostafa_Ios_CV.docx
@@ -1,6 +1,6 @@
 
 <file path=word/document.xml><?xml version="1.0" encoding="utf-8"?>
-<w:document xmlns:wpc="http://schemas.microsoft.com/office/word/2010/wordprocessingCanvas" xmlns:cx="http://schemas.microsoft.com/office/drawing/2014/chartex" xmlns:cx1="http://schemas.microsoft.com/office/drawing/2015/9/8/chartex" xmlns:cx2="http://schemas.microsoft.com/office/drawing/2015/10/21/chartex" xmlns:cx3="http://schemas.microsoft.com/office/drawing/2016/5/9/chartex" xmlns:cx4="http://schemas.microsoft.com/office/drawing/2016/5/10/chartex" xmlns:cx5="http://schemas.microsoft.com/office/drawing/2016/5/11/chartex" xmlns:cx6="http://schemas.microsoft.com/office/drawing/2016/5/12/chartex" xmlns:cx7="http://schemas.microsoft.com/office/drawing/2016/5/13/chartex" xmlns:cx8="http://schemas.microsoft.com/office/drawing/2016/5/14/chartex" xmlns:mc="http://schemas.openxmlformats.org/markup-compatibility/2006" xmlns:aink="http://schemas.microsoft.com/office/drawing/2016/ink" xmlns:am3d="http://schemas.microsoft.com/office/drawing/2017/model3d" xmlns:o="urn:schemas-microsoft-com:office:office" xmlns:oel="http://schemas.microsoft.com/office/2019/extlst" xmlns:r="http://schemas.openxmlformats.org/officeDocument/2006/relationships" xmlns:m="http://schemas.openxmlformats.org/officeDocument/2006/math" xmlns:v="urn:schemas-microsoft-com:vml" xmlns:wp14="http://schemas.microsoft.com/office/word/2010/wordprocessingDrawing" xmlns:wp="http://schemas.openxmlformats.org/drawingml/2006/wordprocessingDrawing" xmlns:w10="urn:schemas-microsoft-com:office:word" xmlns:w="http://schemas.openxmlformats.org/wordprocessingml/2006/main" xmlns:w14="http://schemas.microsoft.com/office/word/2010/wordml" xmlns:w15="http://schemas.microsoft.com/office/word/2012/wordml" xmlns:w16cex="http://schemas.microsoft.com/office/word/2018/wordml/cex" xmlns:w16cid="http://schemas.microsoft.com/office/word/2016/wordml/cid" xmlns:w16="http://schemas.microsoft.com/office/word/2018/wordml" xmlns:w16du="http://schemas.microsoft.com/office/word/2023/wordml/word16du" xmlns:w16sdtdh="http://schemas.microsoft.com/office/word/2020/wordml/sdtdatahash" xmlns:w16sdtfl="http://schemas.microsoft.com/office/word/2024/wordml/sdtformatlock" xmlns:w16se="http://schemas.microsoft.com/office/word/2015/wordml/symex" xmlns:wpg="http://schemas.microsoft.com/office/word/2010/wordprocessingGroup" xmlns:wpi="http://schemas.microsoft.com/office/word/2010/wordprocessingInk" xmlns:wne="http://schemas.microsoft.com/office/word/2006/wordml" xmlns:wps="http://schemas.microsoft.com/office/word/2010/wordprocessingShape" mc:Ignorable="w14 w15 w16se w16cid w16 w16cex w16sdtdh w16sdtfl w16du wp14">
+<w:document xmlns:wpc="http://schemas.microsoft.com/office/word/2010/wordprocessingCanvas" xmlns:cx="http://schemas.microsoft.com/office/drawing/2014/chartex" xmlns:cx1="http://schemas.microsoft.com/office/drawing/2015/9/8/chartex" xmlns:cx2="http://schemas.microsoft.com/office/drawing/2015/10/21/chartex" xmlns:cx3="http://schemas.microsoft.com/office/drawing/2016/5/9/chartex" xmlns:cx4="http://schemas.microsoft.com/office/drawing/2016/5/10/chartex" xmlns:cx5="http://schemas.microsoft.com/office/drawing/2016/5/11/chartex" xmlns:cx6="http://schemas.microsoft.com/office/drawing/2016/5/12/chartex" xmlns:cx7="http://schemas.microsoft.com/office/drawing/2016/5/13/chartex" xmlns:cx8="http://schemas.microsoft.com/office/drawing/2016/5/14/chartex" xmlns:mc="http://schemas.openxmlformats.org/markup-compatibility/2006" xmlns:m="http://schemas.openxmlformats.org/officeDocument/2006/math" xmlns:aink="http://schemas.microsoft.com/office/drawing/2016/ink" xmlns:am3d="http://schemas.microsoft.com/office/drawing/2017/model3d" xmlns:oel="http://schemas.microsoft.com/office/2019/extlst" xmlns:r="http://schemas.openxmlformats.org/officeDocument/2006/relationships" xmlns:wp14="http://schemas.microsoft.com/office/word/2010/wordprocessingDrawing" xmlns:wp="http://schemas.openxmlformats.org/drawingml/2006/wordprocessingDrawing" xmlns:wpg="http://schemas.microsoft.com/office/word/2010/wordprocessingGroup" xmlns:wpi="http://schemas.microsoft.com/office/word/2010/wordprocessingInk" xmlns:wps="http://schemas.microsoft.com/office/word/2010/wordprocessingShape" xmlns:o="urn:schemas-microsoft-com:office:office" xmlns:v="urn:schemas-microsoft-com:vml" xmlns:w10="urn:schemas-microsoft-com:office:word" xmlns:w="http://schemas.openxmlformats.org/wordprocessingml/2006/main" xmlns:w14="http://schemas.microsoft.com/office/word/2010/wordml" xmlns:w15="http://schemas.microsoft.com/office/word/2012/wordml" xmlns:w16cei="http://schemas.microsoft.com/office/word/2026/wordml/cei" xmlns:w16cex="http://schemas.microsoft.com/office/word/2018/wordml/cex" xmlns:w16cid="http://schemas.microsoft.com/office/word/2016/wordml/cid" xmlns:w16="http://schemas.microsoft.com/office/word/2018/wordml" xmlns:w16sdtdh="http://schemas.microsoft.com/office/word/2020/wordml/sdtdatahash" xmlns:w16sdtfl="http://schemas.microsoft.com/office/word/2024/wordml/sdtformatlock" xmlns:w16se="http://schemas.microsoft.com/office/word/2015/wordml/symex" xmlns:w16du="http://schemas.microsoft.com/office/word/2023/wordml/word16du" xmlns:wne="http://schemas.microsoft.com/office/word/2006/wordml" mc:Ignorable="w14 w15 w16se w16cid w16 w16cex w16sdtdh w16sdtfl w16du wp14">
   <w:body>
     <w:p>
       <w:pPr>
@@ -184,7 +184,25 @@
             <w:sz w:val="24"/>
             <w:szCs w:val="24"/>
           </w:rPr>
-          <w:t>https://comforting-crisp-0fb289.netlify.app</w:t>
+          <w:t>https://portfolio-mu-g</w:t>
+        </w:r>
+        <w:r>
+          <w:rPr>
+            <w:rStyle w:val="Hyperlink"/>
+            <w:rFonts w:ascii="Cambria" w:eastAsia="Arial Black" w:hAnsi="Cambria" w:cs="Arial Black"/>
+            <w:sz w:val="24"/>
+            <w:szCs w:val="24"/>
+          </w:rPr>
+          <w:t>r</w:t>
+        </w:r>
+        <w:r>
+          <w:rPr>
+            <w:rStyle w:val="Hyperlink"/>
+            <w:rFonts w:ascii="Cambria" w:eastAsia="Arial Black" w:hAnsi="Cambria" w:cs="Arial Black"/>
+            <w:sz w:val="24"/>
+            <w:szCs w:val="24"/>
+          </w:rPr>
+          <w:t>ay-67.vercel.app/</w:t>
         </w:r>
       </w:hyperlink>
     </w:p>
@@ -428,7 +446,7 @@
         <w:t xml:space="preserve">  Collaborated with cross-functional teams to deliver stable, production-ready releases across multiple products.</w:t>
       </w:r>
       <w:r>
-        <w:pict w14:anchorId="4428D4C4">
+        <w:pict w14:anchorId="4DDD68AE">
           <v:rect id="Horizontal Line 1" o:spid="_x0000_s1032" alt="" style="width:510.5pt;height:.05pt;visibility:visible;mso-wrap-style:square;mso-width-percent:0;mso-height-percent:0;mso-left-percent:-10001;mso-top-percent:-10001;mso-position-horizontal:absolute;mso-position-horizontal-relative:char;mso-position-vertical:absolute;mso-position-vertical-relative:line;mso-width-percent:0;mso-height-percent:0;mso-left-percent:-10001;mso-top-percent:-10001;v-text-anchor:top" filled="f">
             <o:lock v:ext="edit" rotation="t" aspectratio="t" verticies="t" text="t" shapetype="t"/>
             <w10:anchorlock/>
@@ -609,7 +627,7 @@
         </w:rPr>
       </w:pPr>
       <w:r>
-        <w:pict w14:anchorId="0A25981A">
+        <w:pict w14:anchorId="14B95DB1">
           <v:rect id="Horizontal Line 2" o:spid="_x0000_s1031" alt="" style="width:510.5pt;height:.1pt;visibility:visible;mso-wrap-style:square;mso-width-percent:0;mso-height-percent:0;mso-left-percent:-10001;mso-top-percent:-10001;mso-position-horizontal:absolute;mso-position-horizontal-relative:char;mso-position-vertical:absolute;mso-position-vertical-relative:line;mso-width-percent:0;mso-height-percent:0;mso-left-percent:-10001;mso-top-percent:-10001;v-text-anchor:top" filled="f">
             <o:lock v:ext="edit" rotation="t" aspectratio="t" verticies="t" text="t" shapetype="t"/>
             <w10:anchorlock/>
@@ -745,7 +763,7 @@
         </w:rPr>
       </w:pPr>
       <w:r>
-        <w:pict w14:anchorId="30E8A5A0">
+        <w:pict w14:anchorId="7CADDCC8">
           <v:rect id="Horizontal Line 3" o:spid="_x0000_s1030" alt="" style="width:510.5pt;height:.1pt;visibility:visible;mso-wrap-style:square;mso-width-percent:0;mso-height-percent:0;mso-left-percent:-10001;mso-top-percent:-10001;mso-position-horizontal:absolute;mso-position-horizontal-relative:char;mso-position-vertical:absolute;mso-position-vertical-relative:line;mso-width-percent:0;mso-height-percent:0;mso-left-percent:-10001;mso-top-percent:-10001;v-text-anchor:top" filled="f">
             <o:lock v:ext="edit" rotation="t" aspectratio="t" verticies="t" text="t" shapetype="t"/>
             <w10:anchorlock/>
@@ -1097,7 +1115,6 @@
         <w:spacing w:before="275"/>
         <w:ind w:left="0"/>
         <w:rPr>
-          <w:rFonts w:hint="cs"/>
           <w:u w:val="none"/>
           <w:rtl/>
         </w:rPr>
@@ -1245,7 +1262,7 @@
         </w:rPr>
       </w:pPr>
       <w:r>
-        <w:pict w14:anchorId="4469CAD2">
+        <w:pict w14:anchorId="1DBD460C">
           <v:rect id="Horizontal Line 4" o:spid="_x0000_s1029" alt="" style="width:510.5pt;height:.1pt;visibility:visible;mso-wrap-style:square;mso-width-percent:0;mso-height-percent:0;mso-left-percent:-10001;mso-top-percent:-10001;mso-position-horizontal:absolute;mso-position-horizontal-relative:char;mso-position-vertical:absolute;mso-position-vertical-relative:line;mso-width-percent:0;mso-height-percent:0;mso-left-percent:-10001;mso-top-percent:-10001;v-text-anchor:top" filled="f">
             <o:lock v:ext="edit" rotation="t" aspectratio="t" verticies="t" text="t" shapetype="t"/>
             <w10:anchorlock/>
@@ -1389,13 +1406,8 @@
         </w:rPr>
       </w:pPr>
       <w:r>
-        <w:rPr>
-          <w:noProof/>
-        </w:rPr>
-      </w:r>
-      <w:r>
-        <w:pict w14:anchorId="11F08EA6">
-          <v:rect id="Horizontal Line 5" o:spid="_x0000_s1028" style="width:510.5pt;height:.05pt;visibility:visible;mso-wrap-style:square;mso-left-percent:-10001;mso-top-percent:-10001;mso-position-horizontal:absolute;mso-position-horizontal-relative:char;mso-position-vertical:absolute;mso-position-vertical-relative:line;mso-left-percent:-10001;mso-top-percent:-10001;v-text-anchor:top" o:gfxdata="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" filled="f">
+        <w:pict w14:anchorId="3355E401">
+          <v:rect id="Horizontal Line 5" o:spid="_x0000_s1028" alt="" style="width:510.5pt;height:.05pt;visibility:visible;mso-wrap-style:square;mso-width-percent:0;mso-height-percent:0;mso-left-percent:-10001;mso-top-percent:-10001;mso-position-horizontal:absolute;mso-position-horizontal-relative:char;mso-position-vertical:absolute;mso-position-vertical-relative:line;mso-width-percent:0;mso-height-percent:0;mso-left-percent:-10001;mso-top-percent:-10001;v-text-anchor:top" filled="f">
             <o:lock v:ext="edit" rotation="t" aspectratio="t" verticies="t" text="t" shapetype="t"/>
             <w10:anchorlock/>
           </v:rect>
@@ -1538,7 +1550,7 @@
         </w:rPr>
       </w:pPr>
       <w:r>
-        <w:pict w14:anchorId="7620A671">
+        <w:pict w14:anchorId="1AE6D4F7">
           <v:rect id="Horizontal Line 6" o:spid="_x0000_s1027" alt="" style="width:510.5pt;height:.05pt;visibility:visible;mso-wrap-style:square;mso-width-percent:0;mso-height-percent:0;mso-left-percent:-10001;mso-top-percent:-10001;mso-position-horizontal:absolute;mso-position-horizontal-relative:char;mso-position-vertical:absolute;mso-position-vertical-relative:line;mso-width-percent:0;mso-height-percent:0;mso-left-percent:-10001;mso-top-percent:-10001;v-text-anchor:top" filled="f">
             <o:lock v:ext="edit" rotation="t" aspectratio="t" verticies="t" text="t" shapetype="t"/>
             <w10:anchorlock/>
@@ -1682,7 +1694,7 @@
         </w:rPr>
       </w:pPr>
       <w:r>
-        <w:pict w14:anchorId="69270066">
+        <w:pict w14:anchorId="4E7C718E">
           <v:rect id="Horizontal Line 7" o:spid="_x0000_s1026" alt="" style="width:510.5pt;height:.1pt;visibility:visible;mso-wrap-style:square;mso-width-percent:0;mso-height-percent:0;mso-left-percent:-10001;mso-top-percent:-10001;mso-position-horizontal:absolute;mso-position-horizontal-relative:char;mso-position-vertical:absolute;mso-position-vertical-relative:line;mso-width-percent:0;mso-height-percent:0;mso-left-percent:-10001;mso-top-percent:-10001;v-text-anchor:top" filled="f">
             <o:lock v:ext="edit" rotation="t" aspectratio="t" verticies="t" text="t" shapetype="t"/>
             <w10:anchorlock/>
@@ -1825,7 +1837,7 @@
 </file>
 
 <file path=word/endnotes.xml><?xml version="1.0" encoding="utf-8"?>
-<w:endnotes xmlns:wpc="http://schemas.microsoft.com/office/word/2010/wordprocessingCanvas" xmlns:cx="http://schemas.microsoft.com/office/drawing/2014/chartex" xmlns:cx1="http://schemas.microsoft.com/office/drawing/2015/9/8/chartex" xmlns:cx2="http://schemas.microsoft.com/office/drawing/2015/10/21/chartex" xmlns:cx3="http://schemas.microsoft.com/office/drawing/2016/5/9/chartex" xmlns:cx4="http://schemas.microsoft.com/office/drawing/2016/5/10/chartex" xmlns:cx5="http://schemas.microsoft.com/office/drawing/2016/5/11/chartex" xmlns:cx6="http://schemas.microsoft.com/office/drawing/2016/5/12/chartex" xmlns:cx7="http://schemas.microsoft.com/office/drawing/2016/5/13/chartex" xmlns:cx8="http://schemas.microsoft.com/office/drawing/2016/5/14/chartex" xmlns:mc="http://schemas.openxmlformats.org/markup-compatibility/2006" xmlns:aink="http://schemas.microsoft.com/office/drawing/2016/ink" xmlns:am3d="http://schemas.microsoft.com/office/drawing/2017/model3d" xmlns:o="urn:schemas-microsoft-com:office:office" xmlns:oel="http://schemas.microsoft.com/office/2019/extlst" xmlns:r="http://schemas.openxmlformats.org/officeDocument/2006/relationships" xmlns:m="http://schemas.openxmlformats.org/officeDocument/2006/math" xmlns:v="urn:schemas-microsoft-com:vml" xmlns:wp14="http://schemas.microsoft.com/office/word/2010/wordprocessingDrawing" xmlns:wp="http://schemas.openxmlformats.org/drawingml/2006/wordprocessingDrawing" xmlns:w10="urn:schemas-microsoft-com:office:word" xmlns:w="http://schemas.openxmlformats.org/wordprocessingml/2006/main" xmlns:w14="http://schemas.microsoft.com/office/word/2010/wordml" xmlns:w15="http://schemas.microsoft.com/office/word/2012/wordml" xmlns:w16cex="http://schemas.microsoft.com/office/word/2018/wordml/cex" xmlns:w16cid="http://schemas.microsoft.com/office/word/2016/wordml/cid" xmlns:w16="http://schemas.microsoft.com/office/word/2018/wordml" xmlns:w16du="http://schemas.microsoft.com/office/word/2023/wordml/word16du" xmlns:w16sdtdh="http://schemas.microsoft.com/office/word/2020/wordml/sdtdatahash" xmlns:w16sdtfl="http://schemas.microsoft.com/office/word/2024/wordml/sdtformatlock" xmlns:w16se="http://schemas.microsoft.com/office/word/2015/wordml/symex" xmlns:wpg="http://schemas.microsoft.com/office/word/2010/wordprocessingGroup" xmlns:wpi="http://schemas.microsoft.com/office/word/2010/wordprocessingInk" xmlns:wne="http://schemas.microsoft.com/office/word/2006/wordml" xmlns:wps="http://schemas.microsoft.com/office/word/2010/wordprocessingShape" mc:Ignorable="w14 w15 w16se w16cid w16 w16cex w16sdtdh w16sdtfl w16du wp14">
+<w:endnotes xmlns:wpc="http://schemas.microsoft.com/office/word/2010/wordprocessingCanvas" xmlns:cx="http://schemas.microsoft.com/office/drawing/2014/chartex" xmlns:cx1="http://schemas.microsoft.com/office/drawing/2015/9/8/chartex" xmlns:cx2="http://schemas.microsoft.com/office/drawing/2015/10/21/chartex" xmlns:cx3="http://schemas.microsoft.com/office/drawing/2016/5/9/chartex" xmlns:cx4="http://schemas.microsoft.com/office/drawing/2016/5/10/chartex" xmlns:cx5="http://schemas.microsoft.com/office/drawing/2016/5/11/chartex" xmlns:cx6="http://schemas.microsoft.com/office/drawing/2016/5/12/chartex" xmlns:cx7="http://schemas.microsoft.com/office/drawing/2016/5/13/chartex" xmlns:cx8="http://schemas.microsoft.com/office/drawing/2016/5/14/chartex" xmlns:mc="http://schemas.openxmlformats.org/markup-compatibility/2006" xmlns:m="http://schemas.openxmlformats.org/officeDocument/2006/math" xmlns:aink="http://schemas.microsoft.com/office/drawing/2016/ink" xmlns:am3d="http://schemas.microsoft.com/office/drawing/2017/model3d" xmlns:oel="http://schemas.microsoft.com/office/2019/extlst" xmlns:r="http://schemas.openxmlformats.org/officeDocument/2006/relationships" xmlns:wp14="http://schemas.microsoft.com/office/word/2010/wordprocessingDrawing" xmlns:wp="http://schemas.openxmlformats.org/drawingml/2006/wordprocessingDrawing" xmlns:wpg="http://schemas.microsoft.com/office/word/2010/wordprocessingGroup" xmlns:wpi="http://schemas.microsoft.com/office/word/2010/wordprocessingInk" xmlns:wps="http://schemas.microsoft.com/office/word/2010/wordprocessingShape" xmlns:o="urn:schemas-microsoft-com:office:office" xmlns:v="urn:schemas-microsoft-com:vml" xmlns:w10="urn:schemas-microsoft-com:office:word" xmlns:w="http://schemas.openxmlformats.org/wordprocessingml/2006/main" xmlns:w14="http://schemas.microsoft.com/office/word/2010/wordml" xmlns:w15="http://schemas.microsoft.com/office/word/2012/wordml" xmlns:w16cei="http://schemas.microsoft.com/office/word/2026/wordml/cei" xmlns:w16cex="http://schemas.microsoft.com/office/word/2018/wordml/cex" xmlns:w16cid="http://schemas.microsoft.com/office/word/2016/wordml/cid" xmlns:w16="http://schemas.microsoft.com/office/word/2018/wordml" xmlns:w16sdtdh="http://schemas.microsoft.com/office/word/2020/wordml/sdtdatahash" xmlns:w16sdtfl="http://schemas.microsoft.com/office/word/2024/wordml/sdtformatlock" xmlns:w16se="http://schemas.microsoft.com/office/word/2015/wordml/symex" xmlns:w16du="http://schemas.microsoft.com/office/word/2023/wordml/word16du" xmlns:wne="http://schemas.microsoft.com/office/word/2006/wordml" mc:Ignorable="w14 w15 w16se w16cid w16 w16cex w16sdtdh w16sdtfl w16du wp14">
   <w:endnote w:type="separator" w:id="-1">
     <w:p>
       <w:r>
@@ -1844,7 +1856,7 @@
 </file>
 
 <file path=word/footer1.xml><?xml version="1.0" encoding="utf-8"?>
-<w:ftr xmlns:wpc="http://schemas.microsoft.com/office/word/2010/wordprocessingCanvas" xmlns:cx="http://schemas.microsoft.com/office/drawing/2014/chartex" xmlns:cx1="http://schemas.microsoft.com/office/drawing/2015/9/8/chartex" xmlns:cx2="http://schemas.microsoft.com/office/drawing/2015/10/21/chartex" xmlns:cx3="http://schemas.microsoft.com/office/drawing/2016/5/9/chartex" xmlns:cx4="http://schemas.microsoft.com/office/drawing/2016/5/10/chartex" xmlns:cx5="http://schemas.microsoft.com/office/drawing/2016/5/11/chartex" xmlns:cx6="http://schemas.microsoft.com/office/drawing/2016/5/12/chartex" xmlns:cx7="http://schemas.microsoft.com/office/drawing/2016/5/13/chartex" xmlns:cx8="http://schemas.microsoft.com/office/drawing/2016/5/14/chartex" xmlns:mc="http://schemas.openxmlformats.org/markup-compatibility/2006" xmlns:aink="http://schemas.microsoft.com/office/drawing/2016/ink" xmlns:am3d="http://schemas.microsoft.com/office/drawing/2017/model3d" xmlns:o="urn:schemas-microsoft-com:office:office" xmlns:oel="http://schemas.microsoft.com/office/2019/extlst" xmlns:r="http://schemas.openxmlformats.org/officeDocument/2006/relationships" xmlns:m="http://schemas.openxmlformats.org/officeDocument/2006/math" xmlns:v="urn:schemas-microsoft-com:vml" xmlns:wp14="http://schemas.microsoft.com/office/word/2010/wordprocessingDrawing" xmlns:wp="http://schemas.openxmlformats.org/drawingml/2006/wordprocessingDrawing" xmlns:w10="urn:schemas-microsoft-com:office:word" xmlns:w="http://schemas.openxmlformats.org/wordprocessingml/2006/main" xmlns:w14="http://schemas.microsoft.com/office/word/2010/wordml" xmlns:w15="http://schemas.microsoft.com/office/word/2012/wordml" xmlns:w16cex="http://schemas.microsoft.com/office/word/2018/wordml/cex" xmlns:w16cid="http://schemas.microsoft.com/office/word/2016/wordml/cid" xmlns:w16="http://schemas.microsoft.com/office/word/2018/wordml" xmlns:w16du="http://schemas.microsoft.com/office/word/2023/wordml/word16du" xmlns:w16sdtdh="http://schemas.microsoft.com/office/word/2020/wordml/sdtdatahash" xmlns:w16sdtfl="http://schemas.microsoft.com/office/word/2024/wordml/sdtformatlock" xmlns:w16se="http://schemas.microsoft.com/office/word/2015/wordml/symex" xmlns:wpg="http://schemas.microsoft.com/office/word/2010/wordprocessingGroup" xmlns:wpi="http://schemas.microsoft.com/office/word/2010/wordprocessingInk" xmlns:wne="http://schemas.microsoft.com/office/word/2006/wordml" xmlns:wps="http://schemas.microsoft.com/office/word/2010/wordprocessingShape" mc:Ignorable="w14 w15 w16se w16cid w16 w16cex w16sdtdh w16sdtfl w16du wp14">
+<w:ftr xmlns:wpc="http://schemas.microsoft.com/office/word/2010/wordprocessingCanvas" xmlns:cx="http://schemas.microsoft.com/office/drawing/2014/chartex" xmlns:cx1="http://schemas.microsoft.com/office/drawing/2015/9/8/chartex" xmlns:cx2="http://schemas.microsoft.com/office/drawing/2015/10/21/chartex" xmlns:cx3="http://schemas.microsoft.com/office/drawing/2016/5/9/chartex" xmlns:cx4="http://schemas.microsoft.com/office/drawing/2016/5/10/chartex" xmlns:cx5="http://schemas.microsoft.com/office/drawing/2016/5/11/chartex" xmlns:cx6="http://schemas.microsoft.com/office/drawing/2016/5/12/chartex" xmlns:cx7="http://schemas.microsoft.com/office/drawing/2016/5/13/chartex" xmlns:cx8="http://schemas.microsoft.com/office/drawing/2016/5/14/chartex" xmlns:mc="http://schemas.openxmlformats.org/markup-compatibility/2006" xmlns:m="http://schemas.openxmlformats.org/officeDocument/2006/math" xmlns:aink="http://schemas.microsoft.com/office/drawing/2016/ink" xmlns:am3d="http://schemas.microsoft.com/office/drawing/2017/model3d" xmlns:oel="http://schemas.microsoft.com/office/2019/extlst" xmlns:r="http://schemas.openxmlformats.org/officeDocument/2006/relationships" xmlns:wp14="http://schemas.microsoft.com/office/word/2010/wordprocessingDrawing" xmlns:wp="http://schemas.openxmlformats.org/drawingml/2006/wordprocessingDrawing" xmlns:wpg="http://schemas.microsoft.com/office/word/2010/wordprocessingGroup" xmlns:wpi="http://schemas.microsoft.com/office/word/2010/wordprocessingInk" xmlns:wps="http://schemas.microsoft.com/office/word/2010/wordprocessingShape" xmlns:o="urn:schemas-microsoft-com:office:office" xmlns:v="urn:schemas-microsoft-com:vml" xmlns:w10="urn:schemas-microsoft-com:office:word" xmlns:w="http://schemas.openxmlformats.org/wordprocessingml/2006/main" xmlns:w14="http://schemas.microsoft.com/office/word/2010/wordml" xmlns:w15="http://schemas.microsoft.com/office/word/2012/wordml" xmlns:w16cei="http://schemas.microsoft.com/office/word/2026/wordml/cei" xmlns:w16cex="http://schemas.microsoft.com/office/word/2018/wordml/cex" xmlns:w16cid="http://schemas.microsoft.com/office/word/2016/wordml/cid" xmlns:w16="http://schemas.microsoft.com/office/word/2018/wordml" xmlns:w16sdtdh="http://schemas.microsoft.com/office/word/2020/wordml/sdtdatahash" xmlns:w16sdtfl="http://schemas.microsoft.com/office/word/2024/wordml/sdtformatlock" xmlns:w16se="http://schemas.microsoft.com/office/word/2015/wordml/symex" xmlns:w16du="http://schemas.microsoft.com/office/word/2023/wordml/word16du" xmlns:wne="http://schemas.microsoft.com/office/word/2006/wordml" mc:Ignorable="w14 w15 w16se w16cid w16 w16cex w16sdtdh w16sdtfl w16du wp14">
   <w:p>
     <w:pPr>
       <w:pStyle w:val="BodyText"/>
@@ -2014,7 +2026,7 @@
 </file>
 
 <file path=word/footnotes.xml><?xml version="1.0" encoding="utf-8"?>
-<w:footnotes xmlns:wpc="http://schemas.microsoft.com/office/word/2010/wordprocessingCanvas" xmlns:cx="http://schemas.microsoft.com/office/drawing/2014/chartex" xmlns:cx1="http://schemas.microsoft.com/office/drawing/2015/9/8/chartex" xmlns:cx2="http://schemas.microsoft.com/office/drawing/2015/10/21/chartex" xmlns:cx3="http://schemas.microsoft.com/office/drawing/2016/5/9/chartex" xmlns:cx4="http://schemas.microsoft.com/office/drawing/2016/5/10/chartex" xmlns:cx5="http://schemas.microsoft.com/office/drawing/2016/5/11/chartex" xmlns:cx6="http://schemas.microsoft.com/office/drawing/2016/5/12/chartex" xmlns:cx7="http://schemas.microsoft.com/office/drawing/2016/5/13/chartex" xmlns:cx8="http://schemas.microsoft.com/office/drawing/2016/5/14/chartex" xmlns:mc="http://schemas.openxmlformats.org/markup-compatibility/2006" xmlns:aink="http://schemas.microsoft.com/office/drawing/2016/ink" xmlns:am3d="http://schemas.microsoft.com/office/drawing/2017/model3d" xmlns:o="urn:schemas-microsoft-com:office:office" xmlns:oel="http://schemas.microsoft.com/office/2019/extlst" xmlns:r="http://schemas.openxmlformats.org/officeDocument/2006/relationships" xmlns:m="http://schemas.openxmlformats.org/officeDocument/2006/math" xmlns:v="urn:schemas-microsoft-com:vml" xmlns:wp14="http://schemas.microsoft.com/office/word/2010/wordprocessingDrawing" xmlns:wp="http://schemas.openxmlformats.org/drawingml/2006/wordprocessingDrawing" xmlns:w10="urn:schemas-microsoft-com:office:word" xmlns:w="http://schemas.openxmlformats.org/wordprocessingml/2006/main" xmlns:w14="http://schemas.microsoft.com/office/word/2010/wordml" xmlns:w15="http://schemas.microsoft.com/office/word/2012/wordml" xmlns:w16cex="http://schemas.microsoft.com/office/word/2018/wordml/cex" xmlns:w16cid="http://schemas.microsoft.com/office/word/2016/wordml/cid" xmlns:w16="http://schemas.microsoft.com/office/word/2018/wordml" xmlns:w16du="http://schemas.microsoft.com/office/word/2023/wordml/word16du" xmlns:w16sdtdh="http://schemas.microsoft.com/office/word/2020/wordml/sdtdatahash" xmlns:w16sdtfl="http://schemas.microsoft.com/office/word/2024/wordml/sdtformatlock" xmlns:w16se="http://schemas.microsoft.com/office/word/2015/wordml/symex" xmlns:wpg="http://schemas.microsoft.com/office/word/2010/wordprocessingGroup" xmlns:wpi="http://schemas.microsoft.com/office/word/2010/wordprocessingInk" xmlns:wne="http://schemas.microsoft.com/office/word/2006/wordml" xmlns:wps="http://schemas.microsoft.com/office/word/2010/wordprocessingShape" mc:Ignorable="w14 w15 w16se w16cid w16 w16cex w16sdtdh w16sdtfl w16du wp14">
+<w:footnotes xmlns:wpc="http://schemas.microsoft.com/office/word/2010/wordprocessingCanvas" xmlns:cx="http://schemas.microsoft.com/office/drawing/2014/chartex" xmlns:cx1="http://schemas.microsoft.com/office/drawing/2015/9/8/chartex" xmlns:cx2="http://schemas.microsoft.com/office/drawing/2015/10/21/chartex" xmlns:cx3="http://schemas.microsoft.com/office/drawing/2016/5/9/chartex" xmlns:cx4="http://schemas.microsoft.com/office/drawing/2016/5/10/chartex" xmlns:cx5="http://schemas.microsoft.com/office/drawing/2016/5/11/chartex" xmlns:cx6="http://schemas.microsoft.com/office/drawing/2016/5/12/chartex" xmlns:cx7="http://schemas.microsoft.com/office/drawing/2016/5/13/chartex" xmlns:cx8="http://schemas.microsoft.com/office/drawing/2016/5/14/chartex" xmlns:mc="http://schemas.openxmlformats.org/markup-compatibility/2006" xmlns:m="http://schemas.openxmlformats.org/officeDocument/2006/math" xmlns:aink="http://schemas.microsoft.com/office/drawing/2016/ink" xmlns:am3d="http://schemas.microsoft.com/office/drawing/2017/model3d" xmlns:oel="http://schemas.microsoft.com/office/2019/extlst" xmlns:r="http://schemas.openxmlformats.org/officeDocument/2006/relationships" xmlns:wp14="http://schemas.microsoft.com/office/word/2010/wordprocessingDrawing" xmlns:wp="http://schemas.openxmlformats.org/drawingml/2006/wordprocessingDrawing" xmlns:wpg="http://schemas.microsoft.com/office/word/2010/wordprocessingGroup" xmlns:wpi="http://schemas.microsoft.com/office/word/2010/wordprocessingInk" xmlns:wps="http://schemas.microsoft.com/office/word/2010/wordprocessingShape" xmlns:o="urn:schemas-microsoft-com:office:office" xmlns:v="urn:schemas-microsoft-com:vml" xmlns:w10="urn:schemas-microsoft-com:office:word" xmlns:w="http://schemas.openxmlformats.org/wordprocessingml/2006/main" xmlns:w14="http://schemas.microsoft.com/office/word/2010/wordml" xmlns:w15="http://schemas.microsoft.com/office/word/2012/wordml" xmlns:w16cei="http://schemas.microsoft.com/office/word/2026/wordml/cei" xmlns:w16cex="http://schemas.microsoft.com/office/word/2018/wordml/cex" xmlns:w16cid="http://schemas.microsoft.com/office/word/2016/wordml/cid" xmlns:w16="http://schemas.microsoft.com/office/word/2018/wordml" xmlns:w16sdtdh="http://schemas.microsoft.com/office/word/2020/wordml/sdtdatahash" xmlns:w16sdtfl="http://schemas.microsoft.com/office/word/2024/wordml/sdtformatlock" xmlns:w16se="http://schemas.microsoft.com/office/word/2015/wordml/symex" xmlns:w16du="http://schemas.microsoft.com/office/word/2023/wordml/word16du" xmlns:wne="http://schemas.microsoft.com/office/word/2006/wordml" mc:Ignorable="w14 w15 w16se w16cid w16 w16cex w16sdtdh w16sdtfl w16du wp14">
   <w:footnote w:type="separator" w:id="-1">
     <w:p>
       <w:r>
@@ -2033,7 +2045,7 @@
 </file>
 
 <file path=word/numbering.xml><?xml version="1.0" encoding="utf-8"?>
-<w:numbering xmlns:wpc="http://schemas.microsoft.com/office/word/2010/wordprocessingCanvas" xmlns:cx="http://schemas.microsoft.com/office/drawing/2014/chartex" xmlns:cx1="http://schemas.microsoft.com/office/drawing/2015/9/8/chartex" xmlns:cx2="http://schemas.microsoft.com/office/drawing/2015/10/21/chartex" xmlns:cx3="http://schemas.microsoft.com/office/drawing/2016/5/9/chartex" xmlns:cx4="http://schemas.microsoft.com/office/drawing/2016/5/10/chartex" xmlns:cx5="http://schemas.microsoft.com/office/drawing/2016/5/11/chartex" xmlns:cx6="http://schemas.microsoft.com/office/drawing/2016/5/12/chartex" xmlns:cx7="http://schemas.microsoft.com/office/drawing/2016/5/13/chartex" xmlns:cx8="http://schemas.microsoft.com/office/drawing/2016/5/14/chartex" xmlns:mc="http://schemas.openxmlformats.org/markup-compatibility/2006" xmlns:aink="http://schemas.microsoft.com/office/drawing/2016/ink" xmlns:am3d="http://schemas.microsoft.com/office/drawing/2017/model3d" xmlns:o="urn:schemas-microsoft-com:office:office" xmlns:oel="http://schemas.microsoft.com/office/2019/extlst" xmlns:r="http://schemas.openxmlformats.org/officeDocument/2006/relationships" xmlns:m="http://schemas.openxmlformats.org/officeDocument/2006/math" xmlns:v="urn:schemas-microsoft-com:vml" xmlns:wp14="http://schemas.microsoft.com/office/word/2010/wordprocessingDrawing" xmlns:wp="http://schemas.openxmlformats.org/drawingml/2006/wordprocessingDrawing" xmlns:w10="urn:schemas-microsoft-com:office:word" xmlns:w="http://schemas.openxmlformats.org/wordprocessingml/2006/main" xmlns:w14="http://schemas.microsoft.com/office/word/2010/wordml" xmlns:w15="http://schemas.microsoft.com/office/word/2012/wordml" xmlns:w16cex="http://schemas.microsoft.com/office/word/2018/wordml/cex" xmlns:w16cid="http://schemas.microsoft.com/office/word/2016/wordml/cid" xmlns:w16="http://schemas.microsoft.com/office/word/2018/wordml" xmlns:w16du="http://schemas.microsoft.com/office/word/2023/wordml/word16du" xmlns:w16sdtdh="http://schemas.microsoft.com/office/word/2020/wordml/sdtdatahash" xmlns:w16sdtfl="http://schemas.microsoft.com/office/word/2024/wordml/sdtformatlock" xmlns:w16se="http://schemas.microsoft.com/office/word/2015/wordml/symex" xmlns:wpg="http://schemas.microsoft.com/office/word/2010/wordprocessingGroup" xmlns:wpi="http://schemas.microsoft.com/office/word/2010/wordprocessingInk" xmlns:wne="http://schemas.microsoft.com/office/word/2006/wordml" xmlns:wps="http://schemas.microsoft.com/office/word/2010/wordprocessingShape" mc:Ignorable="w14 w15 w16se w16cid w16 w16cex w16sdtdh w16sdtfl w16du wp14">
+<w:numbering xmlns:wpc="http://schemas.microsoft.com/office/word/2010/wordprocessingCanvas" xmlns:cx="http://schemas.microsoft.com/office/drawing/2014/chartex" xmlns:cx1="http://schemas.microsoft.com/office/drawing/2015/9/8/chartex" xmlns:cx2="http://schemas.microsoft.com/office/drawing/2015/10/21/chartex" xmlns:cx3="http://schemas.microsoft.com/office/drawing/2016/5/9/chartex" xmlns:cx4="http://schemas.microsoft.com/office/drawing/2016/5/10/chartex" xmlns:cx5="http://schemas.microsoft.com/office/drawing/2016/5/11/chartex" xmlns:cx6="http://schemas.microsoft.com/office/drawing/2016/5/12/chartex" xmlns:cx7="http://schemas.microsoft.com/office/drawing/2016/5/13/chartex" xmlns:cx8="http://schemas.microsoft.com/office/drawing/2016/5/14/chartex" xmlns:mc="http://schemas.openxmlformats.org/markup-compatibility/2006" xmlns:m="http://schemas.openxmlformats.org/officeDocument/2006/math" xmlns:aink="http://schemas.microsoft.com/office/drawing/2016/ink" xmlns:am3d="http://schemas.microsoft.com/office/drawing/2017/model3d" xmlns:oel="http://schemas.microsoft.com/office/2019/extlst" xmlns:r="http://schemas.openxmlformats.org/officeDocument/2006/relationships" xmlns:wp14="http://schemas.microsoft.com/office/word/2010/wordprocessingDrawing" xmlns:wp="http://schemas.openxmlformats.org/drawingml/2006/wordprocessingDrawing" xmlns:wpg="http://schemas.microsoft.com/office/word/2010/wordprocessingGroup" xmlns:wpi="http://schemas.microsoft.com/office/word/2010/wordprocessingInk" xmlns:wps="http://schemas.microsoft.com/office/word/2010/wordprocessingShape" xmlns:o="urn:schemas-microsoft-com:office:office" xmlns:v="urn:schemas-microsoft-com:vml" xmlns:w10="urn:schemas-microsoft-com:office:word" xmlns:w="http://schemas.openxmlformats.org/wordprocessingml/2006/main" xmlns:w14="http://schemas.microsoft.com/office/word/2010/wordml" xmlns:w15="http://schemas.microsoft.com/office/word/2012/wordml" xmlns:w16cei="http://schemas.microsoft.com/office/word/2026/wordml/cei" xmlns:w16cex="http://schemas.microsoft.com/office/word/2018/wordml/cex" xmlns:w16cid="http://schemas.microsoft.com/office/word/2016/wordml/cid" xmlns:w16="http://schemas.microsoft.com/office/word/2018/wordml" xmlns:w16sdtdh="http://schemas.microsoft.com/office/word/2020/wordml/sdtdatahash" xmlns:w16sdtfl="http://schemas.microsoft.com/office/word/2024/wordml/sdtformatlock" xmlns:w16se="http://schemas.microsoft.com/office/word/2015/wordml/symex" xmlns:w16du="http://schemas.microsoft.com/office/word/2023/wordml/word16du" xmlns:wne="http://schemas.microsoft.com/office/word/2006/wordml" mc:Ignorable="w14 w15 w16se w16cid w16 w16cex w16sdtdh w16sdtfl w16du wp14">
   <w:abstractNum w:abstractNumId="0" w15:restartNumberingAfterBreak="0">
     <w:nsid w:val="FFFFFF89"/>
     <w:multiLevelType w:val="singleLevel"/>
@@ -4090,7 +4102,7 @@
 </file>
 
 <file path=word/styles.xml><?xml version="1.0" encoding="utf-8"?>
-<w:styles xmlns:mc="http://schemas.openxmlformats.org/markup-compatibility/2006" xmlns:r="http://schemas.openxmlformats.org/officeDocument/2006/relationships" xmlns:w="http://schemas.openxmlformats.org/wordprocessingml/2006/main" xmlns:w14="http://schemas.microsoft.com/office/word/2010/wordml" xmlns:w15="http://schemas.microsoft.com/office/word/2012/wordml" xmlns:w16cex="http://schemas.microsoft.com/office/word/2018/wordml/cex" xmlns:w16cid="http://schemas.microsoft.com/office/word/2016/wordml/cid" xmlns:w16="http://schemas.microsoft.com/office/word/2018/wordml" xmlns:w16du="http://schemas.microsoft.com/office/word/2023/wordml/word16du" xmlns:w16sdtdh="http://schemas.microsoft.com/office/word/2020/wordml/sdtdatahash" xmlns:w16sdtfl="http://schemas.microsoft.com/office/word/2024/wordml/sdtformatlock" xmlns:w16se="http://schemas.microsoft.com/office/word/2015/wordml/symex" mc:Ignorable="w14 w15 w16se w16cid w16 w16cex w16sdtdh w16sdtfl w16du">
+<w:styles xmlns:mc="http://schemas.openxmlformats.org/markup-compatibility/2006" xmlns:r="http://schemas.openxmlformats.org/officeDocument/2006/relationships" xmlns:w="http://schemas.openxmlformats.org/wordprocessingml/2006/main" xmlns:w14="http://schemas.microsoft.com/office/word/2010/wordml" xmlns:w15="http://schemas.microsoft.com/office/word/2012/wordml" xmlns:w16cex="http://schemas.microsoft.com/office/word/2018/wordml/cex" xmlns:w16cid="http://schemas.microsoft.com/office/word/2016/wordml/cid" xmlns:w16="http://schemas.microsoft.com/office/word/2018/wordml" xmlns:w16sdtdh="http://schemas.microsoft.com/office/word/2020/wordml/sdtdatahash" xmlns:w16sdtfl="http://schemas.microsoft.com/office/word/2024/wordml/sdtformatlock" xmlns:w16se="http://schemas.microsoft.com/office/word/2015/wordml/symex" xmlns:w16du="http://schemas.microsoft.com/office/word/2023/wordml/word16du" mc:Ignorable="w14 w15 w16se w16cid w16 w16cex w16sdtdh w16sdtfl w16du">
   <w:docDefaults>
     <w:rPrDefault>
       <w:rPr>
